--- a/reports/10100AA158014 Dataset Report.docx
+++ b/reports/10100AA158014 Dataset Report.docx
@@ -63,8 +63,6 @@
         </w:rPr>
         <w:t>14</w:t>
       </w:r>
-      <w:bookmarkStart w:id="0" w:name="_GoBack"/>
-      <w:bookmarkEnd w:id="0"/>
     </w:p>
     <w:p>
       <w:pPr>
@@ -376,6 +374,65 @@
           </w:p>
         </w:tc>
       </w:tr>
+      <w:tr>
+        <w:trPr>
+          <w:trHeight w:val="505"/>
+        </w:trPr>
+        <w:tc>
+          <w:tcPr>
+            <w:tcW w:w="1430" w:type="dxa"/>
+            <w:shd w:val="clear" w:color="auto" w:fill="auto"/>
+            <w:noWrap/>
+            <w:vAlign w:val="center"/>
+          </w:tcPr>
+          <w:p>
+            <w:pPr>
+              <w:spacing w:after="0" w:line="240" w:lineRule="auto"/>
+              <w:jc w:val="center"/>
+              <w:rPr>
+                <w:rFonts w:ascii="Calibri" w:eastAsia="Times New Roman" w:hAnsi="Calibri" w:cs="Calibri"/>
+                <w:sz w:val="20"/>
+                <w:szCs w:val="20"/>
+              </w:rPr>
+            </w:pPr>
+            <w:r>
+              <w:rPr>
+                <w:rFonts w:ascii="Calibri" w:eastAsia="Times New Roman" w:hAnsi="Calibri" w:cs="Calibri"/>
+                <w:sz w:val="20"/>
+                <w:szCs w:val="20"/>
+              </w:rPr>
+              <w:t>101_0020</w:t>
+            </w:r>
+          </w:p>
+        </w:tc>
+        <w:tc>
+          <w:tcPr>
+            <w:tcW w:w="8348" w:type="dxa"/>
+            <w:shd w:val="clear" w:color="auto" w:fill="auto"/>
+            <w:vAlign w:val="center"/>
+          </w:tcPr>
+          <w:p>
+            <w:pPr>
+              <w:spacing w:after="0" w:line="240" w:lineRule="auto"/>
+              <w:rPr>
+                <w:rFonts w:ascii="Calibri" w:eastAsia="Times New Roman" w:hAnsi="Calibri" w:cs="Times New Roman"/>
+                <w:color w:val="000000"/>
+                <w:szCs w:val="16"/>
+                <w:lang w:val="en-US" w:eastAsia="en-US"/>
+              </w:rPr>
+            </w:pPr>
+            <w:r>
+              <w:rPr>
+                <w:rFonts w:ascii="Calibri" w:eastAsia="Times New Roman" w:hAnsi="Calibri" w:cs="Times New Roman"/>
+                <w:color w:val="000000"/>
+                <w:szCs w:val="16"/>
+                <w:lang w:val="en-US" w:eastAsia="en-US"/>
+              </w:rPr>
+              <w:t>If the fourth to seventh characters of the dataset file name do not correspond to the value of the FOID-AGEN subfield.</w:t>
+            </w:r>
+          </w:p>
+        </w:tc>
+      </w:tr>
     </w:tbl>
     <w:p>
       <w:pPr>
@@ -3204,6 +3261,1479 @@
                 <w:szCs w:val="20"/>
               </w:rPr>
               <w:t>” must be triggered.</w:t>
+            </w:r>
+            <w:r>
+              <w:rPr>
+                <w:rFonts w:ascii="Segoe UI" w:eastAsiaTheme="minorHAnsi" w:hAnsi="Segoe UI" w:cs="Segoe UI"/>
+                <w:sz w:val="18"/>
+                <w:szCs w:val="18"/>
+                <w:lang w:val="en-US" w:eastAsia="en-US"/>
+              </w:rPr>
+              <w:t xml:space="preserve"> </w:t>
+            </w:r>
+          </w:p>
+        </w:tc>
+      </w:tr>
+      <w:tr>
+        <w:trPr>
+          <w:trHeight w:val="300"/>
+          <w:jc w:val="center"/>
+        </w:trPr>
+        <w:tc>
+          <w:tcPr>
+            <w:tcW w:w="2353" w:type="dxa"/>
+            <w:tcBorders>
+              <w:top w:val="single" w:sz="4" w:space="0" w:color="auto"/>
+              <w:left w:val="single" w:sz="4" w:space="0" w:color="auto"/>
+              <w:bottom w:val="single" w:sz="4" w:space="0" w:color="auto"/>
+              <w:right w:val="single" w:sz="4" w:space="0" w:color="auto"/>
+            </w:tcBorders>
+            <w:shd w:val="clear" w:color="auto" w:fill="auto"/>
+            <w:noWrap/>
+            <w:vAlign w:val="center"/>
+            <w:hideMark/>
+          </w:tcPr>
+          <w:p>
+            <w:pPr>
+              <w:spacing w:after="0" w:line="240" w:lineRule="auto"/>
+              <w:rPr>
+                <w:rFonts w:ascii="Calibri" w:eastAsia="Times New Roman" w:hAnsi="Calibri" w:cs="Calibri"/>
+                <w:b/>
+                <w:sz w:val="20"/>
+                <w:szCs w:val="20"/>
+              </w:rPr>
+            </w:pPr>
+            <w:r>
+              <w:rPr>
+                <w:rFonts w:ascii="Calibri" w:eastAsia="Times New Roman" w:hAnsi="Calibri" w:cs="Calibri"/>
+                <w:b/>
+                <w:sz w:val="20"/>
+                <w:szCs w:val="20"/>
+              </w:rPr>
+              <w:t xml:space="preserve">Secondary </w:t>
+            </w:r>
+            <w:r>
+              <w:rPr>
+                <w:rFonts w:ascii="Calibri" w:eastAsia="Times New Roman" w:hAnsi="Calibri" w:cs="Calibri"/>
+                <w:b/>
+                <w:sz w:val="20"/>
+                <w:szCs w:val="20"/>
+              </w:rPr>
+              <w:t xml:space="preserve">Critical </w:t>
+            </w:r>
+            <w:r>
+              <w:rPr>
+                <w:rFonts w:ascii="Calibri" w:eastAsia="Times New Roman" w:hAnsi="Calibri" w:cs="Calibri"/>
+                <w:b/>
+                <w:sz w:val="20"/>
+                <w:szCs w:val="20"/>
+              </w:rPr>
+              <w:t>Errors</w:t>
+            </w:r>
+          </w:p>
+        </w:tc>
+        <w:tc>
+          <w:tcPr>
+            <w:tcW w:w="8306" w:type="dxa"/>
+            <w:gridSpan w:val="11"/>
+            <w:tcBorders>
+              <w:top w:val="nil"/>
+              <w:left w:val="nil"/>
+              <w:bottom w:val="single" w:sz="4" w:space="0" w:color="auto"/>
+              <w:right w:val="single" w:sz="4" w:space="0" w:color="auto"/>
+            </w:tcBorders>
+            <w:shd w:val="clear" w:color="auto" w:fill="auto"/>
+            <w:noWrap/>
+            <w:vAlign w:val="center"/>
+          </w:tcPr>
+          <w:p>
+            <w:pPr>
+              <w:autoSpaceDE w:val="0"/>
+              <w:autoSpaceDN w:val="0"/>
+              <w:adjustRightInd w:val="0"/>
+              <w:spacing w:after="0" w:line="240" w:lineRule="auto"/>
+              <w:rPr>
+                <w:rFonts w:ascii="Segoe UI" w:eastAsiaTheme="minorHAnsi" w:hAnsi="Segoe UI" w:cs="Segoe UI"/>
+                <w:sz w:val="18"/>
+                <w:szCs w:val="18"/>
+                <w:lang w:val="en-US" w:eastAsia="en-US"/>
+              </w:rPr>
+            </w:pPr>
+            <w:r>
+              <w:rPr>
+                <w:rFonts w:ascii="Calibri" w:eastAsia="Times New Roman" w:hAnsi="Calibri" w:cs="Calibri"/>
+                <w:sz w:val="20"/>
+                <w:szCs w:val="20"/>
+              </w:rPr>
+              <w:t>None</w:t>
+            </w:r>
+          </w:p>
+        </w:tc>
+      </w:tr>
+    </w:tbl>
+    <w:p>
+      <w:pPr>
+        <w:rPr>
+          <w:lang w:val="da-DK"/>
+        </w:rPr>
+      </w:pPr>
+    </w:p>
+    <w:p>
+      <w:pPr>
+        <w:spacing w:after="160" w:line="259" w:lineRule="auto"/>
+        <w:rPr>
+          <w:lang w:val="da-DK"/>
+        </w:rPr>
+      </w:pPr>
+      <w:r>
+        <w:rPr>
+          <w:lang w:val="da-DK"/>
+        </w:rPr>
+        <w:br w:type="page"/>
+      </w:r>
+    </w:p>
+    <w:p>
+      <w:pPr>
+        <w:rPr>
+          <w:lang w:val="da-DK"/>
+        </w:rPr>
+      </w:pPr>
+      <w:bookmarkStart w:id="0" w:name="_GoBack"/>
+      <w:bookmarkEnd w:id="0"/>
+    </w:p>
+    <w:tbl>
+      <w:tblPr>
+        <w:tblW w:w="10659" w:type="dxa"/>
+        <w:jc w:val="center"/>
+        <w:tblLayout w:type="fixed"/>
+        <w:tblLook w:val="04A0" w:firstRow="1" w:lastRow="0" w:firstColumn="1" w:lastColumn="0" w:noHBand="0" w:noVBand="1"/>
+      </w:tblPr>
+      <w:tblGrid>
+        <w:gridCol w:w="2353"/>
+        <w:gridCol w:w="316"/>
+        <w:gridCol w:w="1260"/>
+        <w:gridCol w:w="1748"/>
+        <w:gridCol w:w="1317"/>
+        <w:gridCol w:w="235"/>
+        <w:gridCol w:w="507"/>
+        <w:gridCol w:w="862"/>
+        <w:gridCol w:w="657"/>
+        <w:gridCol w:w="651"/>
+        <w:gridCol w:w="99"/>
+        <w:gridCol w:w="654"/>
+      </w:tblGrid>
+      <w:tr>
+        <w:trPr>
+          <w:trHeight w:val="300"/>
+          <w:jc w:val="center"/>
+        </w:trPr>
+        <w:tc>
+          <w:tcPr>
+            <w:tcW w:w="2353" w:type="dxa"/>
+            <w:tcBorders>
+              <w:top w:val="single" w:sz="4" w:space="0" w:color="auto"/>
+              <w:left w:val="single" w:sz="4" w:space="0" w:color="auto"/>
+              <w:bottom w:val="single" w:sz="4" w:space="0" w:color="auto"/>
+              <w:right w:val="single" w:sz="4" w:space="0" w:color="auto"/>
+            </w:tcBorders>
+            <w:shd w:val="clear" w:color="auto" w:fill="B4C6E7" w:themeFill="accent5" w:themeFillTint="66"/>
+            <w:noWrap/>
+            <w:vAlign w:val="center"/>
+            <w:hideMark/>
+          </w:tcPr>
+          <w:p>
+            <w:pPr>
+              <w:spacing w:after="0" w:line="240" w:lineRule="auto"/>
+              <w:rPr>
+                <w:rFonts w:ascii="Calibri" w:eastAsia="Times New Roman" w:hAnsi="Calibri" w:cs="Calibri"/>
+                <w:b/>
+                <w:bCs/>
+                <w:sz w:val="20"/>
+                <w:szCs w:val="20"/>
+              </w:rPr>
+            </w:pPr>
+            <w:r>
+              <w:rPr>
+                <w:b/>
+              </w:rPr>
+              <w:br w:type="page"/>
+            </w:r>
+            <w:r>
+              <w:rPr>
+                <w:rFonts w:ascii="Calibri" w:eastAsia="Times New Roman" w:hAnsi="Calibri" w:cs="Calibri"/>
+                <w:b/>
+                <w:bCs/>
+                <w:sz w:val="20"/>
+                <w:szCs w:val="20"/>
+              </w:rPr>
+              <w:t>Dataset Name</w:t>
+            </w:r>
+          </w:p>
+        </w:tc>
+        <w:tc>
+          <w:tcPr>
+            <w:tcW w:w="3324" w:type="dxa"/>
+            <w:gridSpan w:val="3"/>
+            <w:tcBorders>
+              <w:top w:val="single" w:sz="4" w:space="0" w:color="auto"/>
+              <w:left w:val="nil"/>
+              <w:bottom w:val="single" w:sz="4" w:space="0" w:color="auto"/>
+              <w:right w:val="single" w:sz="4" w:space="0" w:color="auto"/>
+            </w:tcBorders>
+            <w:shd w:val="clear" w:color="auto" w:fill="B4C6E7" w:themeFill="accent5" w:themeFillTint="66"/>
+            <w:noWrap/>
+            <w:vAlign w:val="center"/>
+            <w:hideMark/>
+          </w:tcPr>
+          <w:p>
+            <w:pPr>
+              <w:spacing w:after="0" w:line="240" w:lineRule="auto"/>
+              <w:rPr>
+                <w:rFonts w:ascii="Calibri" w:eastAsia="Times New Roman" w:hAnsi="Calibri" w:cs="Calibri"/>
+                <w:sz w:val="20"/>
+                <w:szCs w:val="20"/>
+              </w:rPr>
+            </w:pPr>
+            <w:r>
+              <w:rPr>
+                <w:rFonts w:ascii="Calibri" w:eastAsia="Times New Roman" w:hAnsi="Calibri" w:cs="Calibri"/>
+                <w:sz w:val="20"/>
+                <w:szCs w:val="20"/>
+              </w:rPr>
+              <w:t>10100A</w:t>
+            </w:r>
+            <w:r>
+              <w:rPr>
+                <w:rFonts w:ascii="Calibri" w:eastAsia="Times New Roman" w:hAnsi="Calibri" w:cs="Calibri"/>
+                <w:sz w:val="20"/>
+                <w:szCs w:val="20"/>
+              </w:rPr>
+              <w:t>U</w:t>
+            </w:r>
+            <w:r>
+              <w:rPr>
+                <w:rFonts w:ascii="Calibri" w:eastAsia="Times New Roman" w:hAnsi="Calibri" w:cs="Calibri"/>
+                <w:sz w:val="20"/>
+                <w:szCs w:val="20"/>
+              </w:rPr>
+              <w:t>158014</w:t>
+            </w:r>
+          </w:p>
+        </w:tc>
+        <w:tc>
+          <w:tcPr>
+            <w:tcW w:w="1552" w:type="dxa"/>
+            <w:gridSpan w:val="2"/>
+            <w:tcBorders>
+              <w:top w:val="single" w:sz="4" w:space="0" w:color="auto"/>
+              <w:left w:val="single" w:sz="4" w:space="0" w:color="auto"/>
+              <w:bottom w:val="single" w:sz="4" w:space="0" w:color="auto"/>
+              <w:right w:val="single" w:sz="4" w:space="0" w:color="000000"/>
+            </w:tcBorders>
+            <w:shd w:val="clear" w:color="auto" w:fill="B4C6E7" w:themeFill="accent5" w:themeFillTint="66"/>
+            <w:vAlign w:val="center"/>
+          </w:tcPr>
+          <w:p>
+            <w:pPr>
+              <w:spacing w:after="0" w:line="240" w:lineRule="auto"/>
+              <w:jc w:val="center"/>
+              <w:rPr>
+                <w:rFonts w:ascii="Calibri" w:eastAsia="Times New Roman" w:hAnsi="Calibri" w:cs="Calibri"/>
+                <w:sz w:val="20"/>
+                <w:szCs w:val="20"/>
+              </w:rPr>
+            </w:pPr>
+            <w:r>
+              <w:rPr>
+                <w:rFonts w:ascii="Calibri" w:eastAsia="Times New Roman" w:hAnsi="Calibri" w:cs="Times New Roman"/>
+                <w:b/>
+                <w:bCs/>
+                <w:color w:val="000000"/>
+                <w:sz w:val="20"/>
+                <w:szCs w:val="20"/>
+                <w:lang w:val="en-US" w:eastAsia="en-US"/>
+              </w:rPr>
+              <w:t>S‐</w:t>
+            </w:r>
+            <w:r>
+              <w:rPr>
+                <w:rFonts w:ascii="Calibri" w:eastAsia="Times New Roman" w:hAnsi="Calibri" w:cs="Times New Roman"/>
+                <w:b/>
+                <w:bCs/>
+                <w:color w:val="000000"/>
+                <w:sz w:val="20"/>
+                <w:szCs w:val="20"/>
+                <w:lang w:val="en-US" w:eastAsia="en-US"/>
+              </w:rPr>
+              <w:t>158</w:t>
+            </w:r>
+            <w:r>
+              <w:rPr>
+                <w:rFonts w:ascii="Calibri" w:eastAsia="Times New Roman" w:hAnsi="Calibri" w:cs="Times New Roman"/>
+                <w:b/>
+                <w:bCs/>
+                <w:color w:val="000000"/>
+                <w:sz w:val="20"/>
+                <w:szCs w:val="20"/>
+                <w:lang w:val="en-US" w:eastAsia="en-US"/>
+              </w:rPr>
+              <w:t> </w:t>
+            </w:r>
+            <w:r>
+              <w:rPr>
+                <w:rFonts w:ascii="Calibri" w:eastAsia="Times New Roman" w:hAnsi="Calibri" w:cs="Times New Roman"/>
+                <w:b/>
+                <w:bCs/>
+                <w:color w:val="000000"/>
+                <w:sz w:val="20"/>
+                <w:szCs w:val="20"/>
+                <w:lang w:val="en-US" w:eastAsia="en-US"/>
+              </w:rPr>
+              <w:t>Check</w:t>
+            </w:r>
+            <w:r>
+              <w:rPr>
+                <w:rFonts w:ascii="Calibri" w:eastAsia="Times New Roman" w:hAnsi="Calibri" w:cs="Times New Roman"/>
+                <w:b/>
+                <w:bCs/>
+                <w:color w:val="000000"/>
+                <w:sz w:val="20"/>
+                <w:szCs w:val="20"/>
+                <w:lang w:val="en-US" w:eastAsia="en-US"/>
+              </w:rPr>
+              <w:t> </w:t>
+            </w:r>
+          </w:p>
+        </w:tc>
+        <w:tc>
+          <w:tcPr>
+            <w:tcW w:w="2026" w:type="dxa"/>
+            <w:gridSpan w:val="3"/>
+            <w:tcBorders>
+              <w:top w:val="single" w:sz="4" w:space="0" w:color="auto"/>
+              <w:left w:val="nil"/>
+              <w:bottom w:val="single" w:sz="4" w:space="0" w:color="auto"/>
+              <w:right w:val="single" w:sz="4" w:space="0" w:color="auto"/>
+            </w:tcBorders>
+            <w:shd w:val="clear" w:color="auto" w:fill="B4C6E7" w:themeFill="accent5" w:themeFillTint="66"/>
+            <w:noWrap/>
+            <w:vAlign w:val="center"/>
+            <w:hideMark/>
+          </w:tcPr>
+          <w:p>
+            <w:pPr>
+              <w:spacing w:after="0" w:line="240" w:lineRule="auto"/>
+              <w:rPr>
+                <w:rFonts w:ascii="Calibri" w:eastAsia="Times New Roman" w:hAnsi="Calibri" w:cs="Calibri"/>
+                <w:sz w:val="20"/>
+                <w:szCs w:val="20"/>
+              </w:rPr>
+            </w:pPr>
+            <w:r>
+              <w:rPr>
+                <w:rFonts w:ascii="Calibri" w:eastAsia="Times New Roman" w:hAnsi="Calibri" w:cs="Calibri"/>
+                <w:sz w:val="20"/>
+                <w:szCs w:val="20"/>
+              </w:rPr>
+              <w:t>101_1020</w:t>
+            </w:r>
+          </w:p>
+        </w:tc>
+        <w:tc>
+          <w:tcPr>
+            <w:tcW w:w="750" w:type="dxa"/>
+            <w:gridSpan w:val="2"/>
+            <w:tcBorders>
+              <w:top w:val="single" w:sz="4" w:space="0" w:color="auto"/>
+              <w:left w:val="nil"/>
+              <w:bottom w:val="single" w:sz="4" w:space="0" w:color="auto"/>
+              <w:right w:val="single" w:sz="4" w:space="0" w:color="auto"/>
+            </w:tcBorders>
+            <w:shd w:val="clear" w:color="auto" w:fill="B4C6E7" w:themeFill="accent5" w:themeFillTint="66"/>
+            <w:vAlign w:val="center"/>
+          </w:tcPr>
+          <w:p>
+            <w:pPr>
+              <w:spacing w:after="0" w:line="240" w:lineRule="auto"/>
+              <w:jc w:val="center"/>
+              <w:rPr>
+                <w:rFonts w:ascii="Calibri" w:eastAsia="Times New Roman" w:hAnsi="Calibri" w:cs="Calibri"/>
+                <w:b/>
+                <w:sz w:val="20"/>
+                <w:szCs w:val="20"/>
+              </w:rPr>
+            </w:pPr>
+            <w:r>
+              <w:rPr>
+                <w:rFonts w:ascii="Calibri" w:eastAsia="Times New Roman" w:hAnsi="Calibri" w:cs="Calibri"/>
+                <w:b/>
+                <w:sz w:val="20"/>
+                <w:szCs w:val="20"/>
+              </w:rPr>
+              <w:t>Type</w:t>
+            </w:r>
+          </w:p>
+        </w:tc>
+        <w:tc>
+          <w:tcPr>
+            <w:tcW w:w="654" w:type="dxa"/>
+            <w:tcBorders>
+              <w:top w:val="single" w:sz="4" w:space="0" w:color="auto"/>
+              <w:left w:val="nil"/>
+              <w:bottom w:val="single" w:sz="4" w:space="0" w:color="auto"/>
+              <w:right w:val="single" w:sz="4" w:space="0" w:color="auto"/>
+            </w:tcBorders>
+            <w:shd w:val="clear" w:color="auto" w:fill="B4C6E7" w:themeFill="accent5" w:themeFillTint="66"/>
+            <w:noWrap/>
+            <w:vAlign w:val="center"/>
+            <w:hideMark/>
+          </w:tcPr>
+          <w:p>
+            <w:pPr>
+              <w:spacing w:after="0" w:line="240" w:lineRule="auto"/>
+              <w:rPr>
+                <w:rFonts w:ascii="Calibri" w:eastAsia="Times New Roman" w:hAnsi="Calibri" w:cs="Calibri"/>
+                <w:sz w:val="20"/>
+                <w:szCs w:val="20"/>
+              </w:rPr>
+            </w:pPr>
+            <w:r>
+              <w:rPr>
+                <w:rFonts w:ascii="Calibri" w:eastAsia="Times New Roman" w:hAnsi="Calibri" w:cs="Calibri"/>
+                <w:sz w:val="20"/>
+                <w:szCs w:val="20"/>
+              </w:rPr>
+              <w:t>C</w:t>
+            </w:r>
+          </w:p>
+        </w:tc>
+      </w:tr>
+      <w:tr>
+        <w:trPr>
+          <w:trHeight w:val="665"/>
+          <w:jc w:val="center"/>
+        </w:trPr>
+        <w:tc>
+          <w:tcPr>
+            <w:tcW w:w="2353" w:type="dxa"/>
+            <w:tcBorders>
+              <w:top w:val="nil"/>
+              <w:left w:val="single" w:sz="4" w:space="0" w:color="auto"/>
+              <w:bottom w:val="single" w:sz="4" w:space="0" w:color="auto"/>
+              <w:right w:val="single" w:sz="4" w:space="0" w:color="auto"/>
+            </w:tcBorders>
+            <w:shd w:val="clear" w:color="auto" w:fill="auto"/>
+            <w:noWrap/>
+            <w:vAlign w:val="center"/>
+            <w:hideMark/>
+          </w:tcPr>
+          <w:p>
+            <w:pPr>
+              <w:spacing w:after="0" w:line="240" w:lineRule="auto"/>
+              <w:rPr>
+                <w:rFonts w:ascii="Calibri" w:eastAsia="Times New Roman" w:hAnsi="Calibri" w:cs="Calibri"/>
+                <w:b/>
+                <w:bCs/>
+                <w:sz w:val="20"/>
+                <w:szCs w:val="20"/>
+              </w:rPr>
+            </w:pPr>
+            <w:r>
+              <w:rPr>
+                <w:rFonts w:ascii="Calibri" w:eastAsia="Times New Roman" w:hAnsi="Calibri" w:cs="Calibri"/>
+                <w:b/>
+                <w:bCs/>
+                <w:sz w:val="20"/>
+                <w:szCs w:val="20"/>
+              </w:rPr>
+              <w:t>S-</w:t>
+            </w:r>
+            <w:r>
+              <w:rPr>
+                <w:rFonts w:ascii="Calibri" w:eastAsia="Times New Roman" w:hAnsi="Calibri" w:cs="Calibri"/>
+                <w:b/>
+                <w:bCs/>
+                <w:sz w:val="20"/>
+                <w:szCs w:val="20"/>
+              </w:rPr>
+              <w:t>1</w:t>
+            </w:r>
+            <w:r>
+              <w:rPr>
+                <w:rFonts w:ascii="Calibri" w:eastAsia="Times New Roman" w:hAnsi="Calibri" w:cs="Calibri"/>
+                <w:b/>
+                <w:bCs/>
+                <w:sz w:val="20"/>
+                <w:szCs w:val="20"/>
+              </w:rPr>
+              <w:t>58 Description</w:t>
+            </w:r>
+          </w:p>
+        </w:tc>
+        <w:tc>
+          <w:tcPr>
+            <w:tcW w:w="8306" w:type="dxa"/>
+            <w:gridSpan w:val="11"/>
+            <w:tcBorders>
+              <w:top w:val="single" w:sz="4" w:space="0" w:color="auto"/>
+              <w:left w:val="nil"/>
+              <w:bottom w:val="single" w:sz="4" w:space="0" w:color="auto"/>
+              <w:right w:val="single" w:sz="4" w:space="0" w:color="000000"/>
+            </w:tcBorders>
+            <w:shd w:val="clear" w:color="auto" w:fill="auto"/>
+            <w:vAlign w:val="center"/>
+          </w:tcPr>
+          <w:p>
+            <w:pPr>
+              <w:pStyle w:val="Default"/>
+              <w:rPr>
+                <w:rFonts w:ascii="Calibri" w:hAnsi="Calibri" w:cs="Calibri"/>
+                <w:color w:val="auto"/>
+                <w:sz w:val="20"/>
+                <w:szCs w:val="20"/>
+              </w:rPr>
+            </w:pPr>
+            <w:r>
+              <w:rPr>
+                <w:rFonts w:ascii="Calibri" w:hAnsi="Calibri" w:cs="Calibri"/>
+                <w:color w:val="auto"/>
+                <w:sz w:val="20"/>
+                <w:szCs w:val="20"/>
+              </w:rPr>
+              <w:t>If the fourth to seventh characters of the dataset file name do not correspond to the value of the FOID-AGEN subfield.</w:t>
+            </w:r>
+          </w:p>
+        </w:tc>
+      </w:tr>
+      <w:tr>
+        <w:trPr>
+          <w:trHeight w:val="665"/>
+          <w:jc w:val="center"/>
+        </w:trPr>
+        <w:tc>
+          <w:tcPr>
+            <w:tcW w:w="2353" w:type="dxa"/>
+            <w:tcBorders>
+              <w:top w:val="nil"/>
+              <w:left w:val="single" w:sz="4" w:space="0" w:color="auto"/>
+              <w:bottom w:val="single" w:sz="4" w:space="0" w:color="auto"/>
+              <w:right w:val="single" w:sz="4" w:space="0" w:color="auto"/>
+            </w:tcBorders>
+            <w:shd w:val="clear" w:color="auto" w:fill="auto"/>
+            <w:noWrap/>
+            <w:vAlign w:val="center"/>
+          </w:tcPr>
+          <w:p>
+            <w:pPr>
+              <w:spacing w:after="0" w:line="240" w:lineRule="auto"/>
+              <w:rPr>
+                <w:rFonts w:ascii="Calibri" w:eastAsia="Times New Roman" w:hAnsi="Calibri" w:cs="Calibri"/>
+                <w:b/>
+                <w:bCs/>
+                <w:sz w:val="20"/>
+                <w:szCs w:val="20"/>
+              </w:rPr>
+            </w:pPr>
+            <w:r>
+              <w:rPr>
+                <w:rFonts w:ascii="Calibri" w:eastAsia="Times New Roman" w:hAnsi="Calibri" w:cs="Calibri"/>
+                <w:b/>
+                <w:sz w:val="20"/>
+                <w:szCs w:val="20"/>
+              </w:rPr>
+              <w:t>Message</w:t>
+            </w:r>
+          </w:p>
+        </w:tc>
+        <w:tc>
+          <w:tcPr>
+            <w:tcW w:w="8306" w:type="dxa"/>
+            <w:gridSpan w:val="11"/>
+            <w:tcBorders>
+              <w:top w:val="single" w:sz="4" w:space="0" w:color="auto"/>
+              <w:left w:val="nil"/>
+              <w:bottom w:val="single" w:sz="4" w:space="0" w:color="auto"/>
+              <w:right w:val="single" w:sz="4" w:space="0" w:color="000000"/>
+            </w:tcBorders>
+            <w:shd w:val="clear" w:color="auto" w:fill="auto"/>
+            <w:vAlign w:val="center"/>
+          </w:tcPr>
+          <w:p>
+            <w:pPr>
+              <w:pStyle w:val="Default"/>
+              <w:rPr>
+                <w:rFonts w:ascii="Calibri" w:hAnsi="Calibri" w:cs="Calibri"/>
+                <w:color w:val="auto"/>
+                <w:sz w:val="20"/>
+                <w:szCs w:val="20"/>
+              </w:rPr>
+            </w:pPr>
+            <w:r>
+              <w:rPr>
+                <w:rFonts w:ascii="Calibri" w:hAnsi="Calibri" w:cs="Calibri"/>
+                <w:color w:val="auto"/>
+                <w:sz w:val="20"/>
+                <w:szCs w:val="20"/>
+              </w:rPr>
+              <w:t>Data set file name does not include the agency code corresponding to that set in the AGEN subfield of the DSID field.</w:t>
+            </w:r>
+          </w:p>
+        </w:tc>
+      </w:tr>
+      <w:tr>
+        <w:trPr>
+          <w:trHeight w:val="323"/>
+          <w:jc w:val="center"/>
+        </w:trPr>
+        <w:tc>
+          <w:tcPr>
+            <w:tcW w:w="2353" w:type="dxa"/>
+            <w:tcBorders>
+              <w:top w:val="single" w:sz="4" w:space="0" w:color="auto"/>
+              <w:left w:val="single" w:sz="4" w:space="0" w:color="auto"/>
+              <w:bottom w:val="single" w:sz="4" w:space="0" w:color="auto"/>
+              <w:right w:val="single" w:sz="4" w:space="0" w:color="auto"/>
+            </w:tcBorders>
+            <w:shd w:val="clear" w:color="auto" w:fill="auto"/>
+            <w:noWrap/>
+            <w:vAlign w:val="center"/>
+            <w:hideMark/>
+          </w:tcPr>
+          <w:p>
+            <w:pPr>
+              <w:spacing w:after="0" w:line="240" w:lineRule="auto"/>
+              <w:rPr>
+                <w:rFonts w:ascii="Calibri" w:eastAsia="Times New Roman" w:hAnsi="Calibri" w:cs="Calibri"/>
+                <w:b/>
+                <w:bCs/>
+                <w:sz w:val="20"/>
+                <w:szCs w:val="20"/>
+              </w:rPr>
+            </w:pPr>
+            <w:r>
+              <w:rPr>
+                <w:rFonts w:ascii="Calibri" w:eastAsia="Times New Roman" w:hAnsi="Calibri" w:cs="Calibri"/>
+                <w:b/>
+                <w:sz w:val="20"/>
+                <w:szCs w:val="20"/>
+              </w:rPr>
+              <w:t>Solution</w:t>
+            </w:r>
+          </w:p>
+        </w:tc>
+        <w:tc>
+          <w:tcPr>
+            <w:tcW w:w="4876" w:type="dxa"/>
+            <w:gridSpan w:val="5"/>
+            <w:tcBorders>
+              <w:top w:val="nil"/>
+              <w:left w:val="nil"/>
+              <w:bottom w:val="single" w:sz="4" w:space="0" w:color="auto"/>
+              <w:right w:val="single" w:sz="4" w:space="0" w:color="auto"/>
+            </w:tcBorders>
+            <w:shd w:val="clear" w:color="auto" w:fill="auto"/>
+            <w:noWrap/>
+            <w:vAlign w:val="center"/>
+          </w:tcPr>
+          <w:p>
+            <w:pPr>
+              <w:spacing w:after="0" w:line="240" w:lineRule="auto"/>
+              <w:rPr>
+                <w:rFonts w:ascii="Calibri" w:eastAsia="Times New Roman" w:hAnsi="Calibri" w:cs="Calibri"/>
+                <w:bCs/>
+                <w:sz w:val="20"/>
+                <w:szCs w:val="20"/>
+              </w:rPr>
+            </w:pPr>
+            <w:r>
+              <w:rPr>
+                <w:rFonts w:ascii="Calibri" w:eastAsia="Times New Roman" w:hAnsi="Calibri" w:cs="Calibri"/>
+                <w:bCs/>
+                <w:sz w:val="20"/>
+                <w:szCs w:val="20"/>
+              </w:rPr>
+              <w:t>Amend the fourth to seventh characters of the data set file name.</w:t>
+            </w:r>
+          </w:p>
+        </w:tc>
+        <w:tc>
+          <w:tcPr>
+            <w:tcW w:w="1369" w:type="dxa"/>
+            <w:gridSpan w:val="2"/>
+            <w:tcBorders>
+              <w:top w:val="nil"/>
+              <w:left w:val="nil"/>
+              <w:bottom w:val="single" w:sz="4" w:space="0" w:color="auto"/>
+              <w:right w:val="single" w:sz="4" w:space="0" w:color="auto"/>
+            </w:tcBorders>
+            <w:shd w:val="clear" w:color="auto" w:fill="auto"/>
+            <w:noWrap/>
+            <w:vAlign w:val="center"/>
+            <w:hideMark/>
+          </w:tcPr>
+          <w:p>
+            <w:pPr>
+              <w:spacing w:after="0" w:line="240" w:lineRule="auto"/>
+              <w:jc w:val="center"/>
+              <w:rPr>
+                <w:rFonts w:ascii="Calibri" w:eastAsia="Times New Roman" w:hAnsi="Calibri" w:cs="Calibri"/>
+                <w:b/>
+                <w:sz w:val="20"/>
+                <w:szCs w:val="20"/>
+              </w:rPr>
+            </w:pPr>
+            <w:r>
+              <w:rPr>
+                <w:rFonts w:ascii="Calibri" w:eastAsia="Times New Roman" w:hAnsi="Calibri" w:cs="Calibri"/>
+                <w:b/>
+                <w:sz w:val="20"/>
+                <w:szCs w:val="20"/>
+              </w:rPr>
+              <w:t>Conformity</w:t>
+            </w:r>
+          </w:p>
+        </w:tc>
+        <w:tc>
+          <w:tcPr>
+            <w:tcW w:w="2061" w:type="dxa"/>
+            <w:gridSpan w:val="4"/>
+            <w:tcBorders>
+              <w:top w:val="nil"/>
+              <w:left w:val="nil"/>
+              <w:bottom w:val="single" w:sz="4" w:space="0" w:color="auto"/>
+              <w:right w:val="single" w:sz="4" w:space="0" w:color="auto"/>
+            </w:tcBorders>
+            <w:shd w:val="clear" w:color="auto" w:fill="auto"/>
+            <w:noWrap/>
+            <w:vAlign w:val="center"/>
+            <w:hideMark/>
+          </w:tcPr>
+          <w:p>
+            <w:pPr>
+              <w:spacing w:after="0" w:line="240" w:lineRule="auto"/>
+              <w:rPr>
+                <w:rFonts w:ascii="Calibri" w:eastAsia="Times New Roman" w:hAnsi="Calibri" w:cs="Calibri"/>
+                <w:sz w:val="20"/>
+                <w:szCs w:val="20"/>
+              </w:rPr>
+            </w:pPr>
+            <w:r>
+              <w:rPr>
+                <w:rFonts w:ascii="Calibri" w:eastAsia="Times New Roman" w:hAnsi="Calibri" w:cs="Calibri"/>
+                <w:sz w:val="20"/>
+                <w:szCs w:val="20"/>
+              </w:rPr>
+              <w:t>PS; Annex B</w:t>
+            </w:r>
+            <w:r>
+              <w:rPr>
+                <w:rFonts w:ascii="Calibri" w:eastAsia="Times New Roman" w:hAnsi="Calibri" w:cs="Calibri"/>
+                <w:sz w:val="20"/>
+                <w:szCs w:val="20"/>
+              </w:rPr>
+              <w:t xml:space="preserve"> </w:t>
+            </w:r>
+            <w:r>
+              <w:rPr>
+                <w:rFonts w:ascii="Calibri" w:eastAsia="Times New Roman" w:hAnsi="Calibri" w:cs="Calibri"/>
+                <w:sz w:val="20"/>
+                <w:szCs w:val="20"/>
+              </w:rPr>
+              <w:t>[11.3.2]; [5.1.30]</w:t>
+            </w:r>
+          </w:p>
+        </w:tc>
+      </w:tr>
+      <w:tr>
+        <w:trPr>
+          <w:trHeight w:val="300"/>
+          <w:jc w:val="center"/>
+        </w:trPr>
+        <w:tc>
+          <w:tcPr>
+            <w:tcW w:w="2353" w:type="dxa"/>
+            <w:tcBorders>
+              <w:top w:val="single" w:sz="4" w:space="0" w:color="auto"/>
+              <w:left w:val="single" w:sz="4" w:space="0" w:color="auto"/>
+              <w:bottom w:val="single" w:sz="4" w:space="0" w:color="auto"/>
+              <w:right w:val="single" w:sz="4" w:space="0" w:color="auto"/>
+            </w:tcBorders>
+            <w:shd w:val="clear" w:color="auto" w:fill="DEEAF6" w:themeFill="accent1" w:themeFillTint="33"/>
+            <w:noWrap/>
+            <w:vAlign w:val="center"/>
+            <w:hideMark/>
+          </w:tcPr>
+          <w:p>
+            <w:pPr>
+              <w:spacing w:after="0" w:line="240" w:lineRule="auto"/>
+              <w:rPr>
+                <w:rFonts w:ascii="Calibri" w:eastAsia="Times New Roman" w:hAnsi="Calibri" w:cs="Calibri"/>
+                <w:b/>
+                <w:bCs/>
+                <w:sz w:val="20"/>
+                <w:szCs w:val="20"/>
+              </w:rPr>
+            </w:pPr>
+            <w:r>
+              <w:rPr>
+                <w:rFonts w:ascii="Calibri" w:eastAsia="Times New Roman" w:hAnsi="Calibri" w:cs="Calibri"/>
+                <w:b/>
+                <w:sz w:val="20"/>
+                <w:szCs w:val="20"/>
+              </w:rPr>
+              <w:t>Test Case No. 1</w:t>
+            </w:r>
+          </w:p>
+        </w:tc>
+        <w:tc>
+          <w:tcPr>
+            <w:tcW w:w="8306" w:type="dxa"/>
+            <w:gridSpan w:val="11"/>
+            <w:tcBorders>
+              <w:top w:val="nil"/>
+              <w:left w:val="nil"/>
+              <w:bottom w:val="single" w:sz="4" w:space="0" w:color="auto"/>
+              <w:right w:val="single" w:sz="4" w:space="0" w:color="auto"/>
+            </w:tcBorders>
+            <w:shd w:val="clear" w:color="auto" w:fill="DEEAF6" w:themeFill="accent1" w:themeFillTint="33"/>
+            <w:noWrap/>
+            <w:vAlign w:val="center"/>
+            <w:hideMark/>
+          </w:tcPr>
+          <w:p>
+            <w:pPr>
+              <w:spacing w:after="0" w:line="240" w:lineRule="auto"/>
+              <w:rPr>
+                <w:rFonts w:ascii="Calibri" w:eastAsia="Times New Roman" w:hAnsi="Calibri" w:cs="Calibri"/>
+                <w:sz w:val="20"/>
+                <w:szCs w:val="20"/>
+              </w:rPr>
+            </w:pPr>
+            <w:r>
+              <w:rPr>
+                <w:rFonts w:ascii="Calibri" w:hAnsi="Calibri" w:cs="Calibri"/>
+                <w:sz w:val="20"/>
+                <w:szCs w:val="20"/>
+              </w:rPr>
+              <w:t>Data set file name does not include the agency code corresponding to that set in the AGEN subfield of the DSID field.</w:t>
+            </w:r>
+          </w:p>
+        </w:tc>
+      </w:tr>
+      <w:tr>
+        <w:trPr>
+          <w:trHeight w:val="323"/>
+          <w:jc w:val="center"/>
+        </w:trPr>
+        <w:tc>
+          <w:tcPr>
+            <w:tcW w:w="2669" w:type="dxa"/>
+            <w:gridSpan w:val="2"/>
+            <w:tcBorders>
+              <w:top w:val="single" w:sz="4" w:space="0" w:color="auto"/>
+              <w:left w:val="single" w:sz="4" w:space="0" w:color="auto"/>
+              <w:bottom w:val="single" w:sz="4" w:space="0" w:color="auto"/>
+              <w:right w:val="single" w:sz="4" w:space="0" w:color="auto"/>
+            </w:tcBorders>
+            <w:shd w:val="clear" w:color="auto" w:fill="auto"/>
+            <w:noWrap/>
+            <w:vAlign w:val="center"/>
+          </w:tcPr>
+          <w:p>
+            <w:pPr>
+              <w:spacing w:after="0" w:line="240" w:lineRule="auto"/>
+              <w:rPr>
+                <w:rFonts w:ascii="Calibri" w:eastAsia="Times New Roman" w:hAnsi="Calibri" w:cs="Calibri"/>
+                <w:b/>
+                <w:bCs/>
+                <w:sz w:val="20"/>
+                <w:szCs w:val="20"/>
+              </w:rPr>
+            </w:pPr>
+            <w:r>
+              <w:rPr>
+                <w:rFonts w:ascii="Calibri" w:eastAsia="Times New Roman" w:hAnsi="Calibri" w:cs="Calibri"/>
+                <w:b/>
+                <w:bCs/>
+                <w:sz w:val="20"/>
+                <w:szCs w:val="20"/>
+              </w:rPr>
+              <w:t>Location</w:t>
+            </w:r>
+          </w:p>
+        </w:tc>
+        <w:tc>
+          <w:tcPr>
+            <w:tcW w:w="1260" w:type="dxa"/>
+            <w:tcBorders>
+              <w:top w:val="single" w:sz="4" w:space="0" w:color="auto"/>
+              <w:left w:val="single" w:sz="4" w:space="0" w:color="auto"/>
+              <w:bottom w:val="single" w:sz="4" w:space="0" w:color="auto"/>
+              <w:right w:val="single" w:sz="4" w:space="0" w:color="auto"/>
+            </w:tcBorders>
+            <w:shd w:val="clear" w:color="auto" w:fill="auto"/>
+            <w:vAlign w:val="center"/>
+          </w:tcPr>
+          <w:p>
+            <w:pPr>
+              <w:spacing w:after="0" w:line="240" w:lineRule="auto"/>
+              <w:rPr>
+                <w:rFonts w:ascii="Calibri" w:eastAsia="Times New Roman" w:hAnsi="Calibri" w:cs="Calibri"/>
+                <w:sz w:val="20"/>
+                <w:szCs w:val="20"/>
+              </w:rPr>
+            </w:pPr>
+            <w:r>
+              <w:rPr>
+                <w:rFonts w:ascii="Calibri" w:eastAsia="Times New Roman" w:hAnsi="Calibri" w:cs="Calibri"/>
+                <w:b/>
+                <w:sz w:val="20"/>
+                <w:szCs w:val="20"/>
+              </w:rPr>
+              <w:t>Feature</w:t>
+            </w:r>
+          </w:p>
+        </w:tc>
+        <w:tc>
+          <w:tcPr>
+            <w:tcW w:w="3065" w:type="dxa"/>
+            <w:gridSpan w:val="2"/>
+            <w:tcBorders>
+              <w:top w:val="single" w:sz="4" w:space="0" w:color="auto"/>
+              <w:left w:val="single" w:sz="4" w:space="0" w:color="auto"/>
+              <w:bottom w:val="single" w:sz="4" w:space="0" w:color="auto"/>
+              <w:right w:val="single" w:sz="4" w:space="0" w:color="auto"/>
+            </w:tcBorders>
+            <w:shd w:val="clear" w:color="auto" w:fill="auto"/>
+            <w:vAlign w:val="center"/>
+          </w:tcPr>
+          <w:p>
+            <w:pPr>
+              <w:spacing w:after="0" w:line="240" w:lineRule="auto"/>
+              <w:jc w:val="center"/>
+              <w:rPr>
+                <w:rFonts w:ascii="Calibri" w:eastAsia="Times New Roman" w:hAnsi="Calibri" w:cs="Calibri"/>
+                <w:b/>
+                <w:bCs/>
+                <w:sz w:val="20"/>
+                <w:szCs w:val="20"/>
+              </w:rPr>
+            </w:pPr>
+            <w:r>
+              <w:rPr>
+                <w:rFonts w:ascii="Calibri" w:eastAsia="Times New Roman" w:hAnsi="Calibri" w:cs="Calibri"/>
+                <w:b/>
+                <w:sz w:val="20"/>
+                <w:szCs w:val="20"/>
+              </w:rPr>
+              <w:t>Attributes</w:t>
+            </w:r>
+          </w:p>
+        </w:tc>
+        <w:tc>
+          <w:tcPr>
+            <w:tcW w:w="742" w:type="dxa"/>
+            <w:gridSpan w:val="2"/>
+            <w:tcBorders>
+              <w:top w:val="single" w:sz="4" w:space="0" w:color="auto"/>
+              <w:left w:val="single" w:sz="4" w:space="0" w:color="auto"/>
+              <w:bottom w:val="single" w:sz="4" w:space="0" w:color="auto"/>
+              <w:right w:val="single" w:sz="4" w:space="0" w:color="auto"/>
+            </w:tcBorders>
+            <w:shd w:val="clear" w:color="auto" w:fill="auto"/>
+            <w:vAlign w:val="center"/>
+          </w:tcPr>
+          <w:p>
+            <w:pPr>
+              <w:spacing w:after="0" w:line="240" w:lineRule="auto"/>
+              <w:rPr>
+                <w:rFonts w:ascii="Calibri" w:eastAsia="Times New Roman" w:hAnsi="Calibri" w:cs="Calibri"/>
+                <w:sz w:val="20"/>
+                <w:szCs w:val="20"/>
+              </w:rPr>
+            </w:pPr>
+            <w:r>
+              <w:rPr>
+                <w:rFonts w:ascii="Calibri" w:eastAsia="Times New Roman" w:hAnsi="Calibri" w:cs="Calibri"/>
+                <w:b/>
+                <w:sz w:val="20"/>
+                <w:szCs w:val="20"/>
+              </w:rPr>
+              <w:t>FRID</w:t>
+            </w:r>
+          </w:p>
+        </w:tc>
+        <w:tc>
+          <w:tcPr>
+            <w:tcW w:w="2170" w:type="dxa"/>
+            <w:gridSpan w:val="3"/>
+            <w:tcBorders>
+              <w:top w:val="single" w:sz="4" w:space="0" w:color="auto"/>
+              <w:left w:val="single" w:sz="4" w:space="0" w:color="auto"/>
+              <w:bottom w:val="single" w:sz="4" w:space="0" w:color="auto"/>
+              <w:right w:val="single" w:sz="4" w:space="0" w:color="auto"/>
+            </w:tcBorders>
+            <w:shd w:val="clear" w:color="auto" w:fill="auto"/>
+            <w:vAlign w:val="center"/>
+          </w:tcPr>
+          <w:p>
+            <w:pPr>
+              <w:spacing w:after="0" w:line="240" w:lineRule="auto"/>
+              <w:rPr>
+                <w:rFonts w:ascii="Calibri" w:eastAsia="Times New Roman" w:hAnsi="Calibri" w:cs="Calibri"/>
+                <w:sz w:val="20"/>
+                <w:szCs w:val="20"/>
+              </w:rPr>
+            </w:pPr>
+            <w:r>
+              <w:rPr>
+                <w:rFonts w:ascii="Calibri" w:eastAsia="Times New Roman" w:hAnsi="Calibri" w:cs="Calibri"/>
+                <w:b/>
+                <w:sz w:val="20"/>
+                <w:szCs w:val="20"/>
+              </w:rPr>
+              <w:t>FOID</w:t>
+            </w:r>
+          </w:p>
+        </w:tc>
+        <w:tc>
+          <w:tcPr>
+            <w:tcW w:w="753" w:type="dxa"/>
+            <w:gridSpan w:val="2"/>
+            <w:tcBorders>
+              <w:top w:val="single" w:sz="4" w:space="0" w:color="auto"/>
+              <w:left w:val="single" w:sz="4" w:space="0" w:color="auto"/>
+              <w:bottom w:val="single" w:sz="4" w:space="0" w:color="auto"/>
+              <w:right w:val="single" w:sz="4" w:space="0" w:color="auto"/>
+            </w:tcBorders>
+            <w:shd w:val="clear" w:color="auto" w:fill="auto"/>
+            <w:vAlign w:val="center"/>
+          </w:tcPr>
+          <w:p>
+            <w:pPr>
+              <w:spacing w:after="0" w:line="240" w:lineRule="auto"/>
+              <w:rPr>
+                <w:rFonts w:ascii="Calibri" w:eastAsia="Times New Roman" w:hAnsi="Calibri" w:cs="Calibri"/>
+                <w:sz w:val="20"/>
+                <w:szCs w:val="20"/>
+              </w:rPr>
+            </w:pPr>
+            <w:r>
+              <w:rPr>
+                <w:rFonts w:ascii="Calibri" w:eastAsia="Times New Roman" w:hAnsi="Calibri" w:cs="Calibri"/>
+                <w:b/>
+                <w:sz w:val="20"/>
+                <w:szCs w:val="20"/>
+              </w:rPr>
+              <w:t>VRID</w:t>
+            </w:r>
+          </w:p>
+        </w:tc>
+      </w:tr>
+      <w:tr>
+        <w:trPr>
+          <w:trHeight w:val="323"/>
+          <w:jc w:val="center"/>
+        </w:trPr>
+        <w:tc>
+          <w:tcPr>
+            <w:tcW w:w="2669" w:type="dxa"/>
+            <w:gridSpan w:val="2"/>
+            <w:tcBorders>
+              <w:top w:val="single" w:sz="4" w:space="0" w:color="auto"/>
+              <w:left w:val="single" w:sz="4" w:space="0" w:color="auto"/>
+              <w:bottom w:val="single" w:sz="4" w:space="0" w:color="auto"/>
+              <w:right w:val="single" w:sz="4" w:space="0" w:color="auto"/>
+            </w:tcBorders>
+            <w:shd w:val="clear" w:color="auto" w:fill="auto"/>
+            <w:noWrap/>
+            <w:vAlign w:val="center"/>
+          </w:tcPr>
+          <w:p>
+            <w:pPr>
+              <w:spacing w:after="0" w:line="240" w:lineRule="auto"/>
+              <w:jc w:val="center"/>
+              <w:rPr>
+                <w:rFonts w:ascii="Calibri" w:eastAsia="Times New Roman" w:hAnsi="Calibri" w:cs="Calibri"/>
+                <w:b/>
+                <w:bCs/>
+                <w:sz w:val="20"/>
+                <w:szCs w:val="20"/>
+              </w:rPr>
+            </w:pPr>
+            <w:r>
+              <w:rPr>
+                <w:rFonts w:ascii="Calibri" w:eastAsia="Times New Roman" w:hAnsi="Calibri" w:cs="Calibri"/>
+                <w:b/>
+                <w:bCs/>
+                <w:sz w:val="20"/>
+                <w:szCs w:val="20"/>
+              </w:rPr>
+              <w:t>-</w:t>
+            </w:r>
+          </w:p>
+        </w:tc>
+        <w:tc>
+          <w:tcPr>
+            <w:tcW w:w="1260" w:type="dxa"/>
+            <w:tcBorders>
+              <w:top w:val="single" w:sz="4" w:space="0" w:color="auto"/>
+              <w:left w:val="single" w:sz="4" w:space="0" w:color="auto"/>
+              <w:bottom w:val="single" w:sz="4" w:space="0" w:color="auto"/>
+              <w:right w:val="single" w:sz="4" w:space="0" w:color="auto"/>
+            </w:tcBorders>
+            <w:shd w:val="clear" w:color="auto" w:fill="auto"/>
+            <w:vAlign w:val="center"/>
+          </w:tcPr>
+          <w:p>
+            <w:pPr>
+              <w:spacing w:after="0" w:line="240" w:lineRule="auto"/>
+              <w:jc w:val="center"/>
+              <w:rPr>
+                <w:rFonts w:ascii="Calibri" w:eastAsia="Times New Roman" w:hAnsi="Calibri" w:cs="Calibri"/>
+                <w:sz w:val="20"/>
+                <w:szCs w:val="20"/>
+              </w:rPr>
+            </w:pPr>
+            <w:r>
+              <w:rPr>
+                <w:rFonts w:ascii="Calibri" w:eastAsia="Times New Roman" w:hAnsi="Calibri" w:cs="Calibri"/>
+                <w:sz w:val="20"/>
+                <w:szCs w:val="20"/>
+              </w:rPr>
+              <w:t>-</w:t>
+            </w:r>
+          </w:p>
+        </w:tc>
+        <w:tc>
+          <w:tcPr>
+            <w:tcW w:w="3065" w:type="dxa"/>
+            <w:gridSpan w:val="2"/>
+            <w:tcBorders>
+              <w:top w:val="single" w:sz="4" w:space="0" w:color="auto"/>
+              <w:left w:val="single" w:sz="4" w:space="0" w:color="auto"/>
+              <w:bottom w:val="single" w:sz="4" w:space="0" w:color="auto"/>
+              <w:right w:val="single" w:sz="4" w:space="0" w:color="auto"/>
+            </w:tcBorders>
+            <w:shd w:val="clear" w:color="auto" w:fill="auto"/>
+            <w:vAlign w:val="center"/>
+          </w:tcPr>
+          <w:p>
+            <w:pPr>
+              <w:spacing w:after="0" w:line="240" w:lineRule="auto"/>
+              <w:jc w:val="center"/>
+              <w:rPr>
+                <w:rFonts w:ascii="Calibri" w:eastAsia="Times New Roman" w:hAnsi="Calibri" w:cs="Calibri"/>
+                <w:b/>
+                <w:bCs/>
+                <w:sz w:val="20"/>
+                <w:szCs w:val="20"/>
+              </w:rPr>
+            </w:pPr>
+            <w:r>
+              <w:rPr>
+                <w:rFonts w:ascii="Calibri" w:eastAsia="Times New Roman" w:hAnsi="Calibri" w:cs="Calibri"/>
+                <w:b/>
+                <w:bCs/>
+                <w:sz w:val="20"/>
+                <w:szCs w:val="20"/>
+              </w:rPr>
+              <w:t>-</w:t>
+            </w:r>
+          </w:p>
+        </w:tc>
+        <w:tc>
+          <w:tcPr>
+            <w:tcW w:w="742" w:type="dxa"/>
+            <w:gridSpan w:val="2"/>
+            <w:tcBorders>
+              <w:top w:val="single" w:sz="4" w:space="0" w:color="auto"/>
+              <w:left w:val="single" w:sz="4" w:space="0" w:color="auto"/>
+              <w:bottom w:val="single" w:sz="4" w:space="0" w:color="auto"/>
+              <w:right w:val="single" w:sz="4" w:space="0" w:color="auto"/>
+            </w:tcBorders>
+            <w:shd w:val="clear" w:color="auto" w:fill="auto"/>
+            <w:vAlign w:val="center"/>
+          </w:tcPr>
+          <w:p>
+            <w:pPr>
+              <w:spacing w:after="0" w:line="240" w:lineRule="auto"/>
+              <w:jc w:val="center"/>
+              <w:rPr>
+                <w:rFonts w:ascii="Calibri" w:eastAsia="Times New Roman" w:hAnsi="Calibri" w:cs="Calibri"/>
+                <w:sz w:val="20"/>
+                <w:szCs w:val="20"/>
+              </w:rPr>
+            </w:pPr>
+            <w:r>
+              <w:rPr>
+                <w:rFonts w:ascii="Calibri" w:eastAsia="Times New Roman" w:hAnsi="Calibri" w:cs="Calibri"/>
+                <w:sz w:val="20"/>
+                <w:szCs w:val="20"/>
+              </w:rPr>
+              <w:t>-</w:t>
+            </w:r>
+          </w:p>
+        </w:tc>
+        <w:tc>
+          <w:tcPr>
+            <w:tcW w:w="2170" w:type="dxa"/>
+            <w:gridSpan w:val="3"/>
+            <w:tcBorders>
+              <w:top w:val="single" w:sz="4" w:space="0" w:color="auto"/>
+              <w:left w:val="single" w:sz="4" w:space="0" w:color="auto"/>
+              <w:bottom w:val="single" w:sz="4" w:space="0" w:color="auto"/>
+              <w:right w:val="single" w:sz="4" w:space="0" w:color="auto"/>
+            </w:tcBorders>
+            <w:shd w:val="clear" w:color="auto" w:fill="auto"/>
+            <w:vAlign w:val="center"/>
+          </w:tcPr>
+          <w:p>
+            <w:pPr>
+              <w:spacing w:after="0" w:line="240" w:lineRule="auto"/>
+              <w:jc w:val="center"/>
+              <w:rPr>
+                <w:rFonts w:ascii="Calibri" w:eastAsia="Times New Roman" w:hAnsi="Calibri" w:cs="Calibri"/>
+                <w:sz w:val="20"/>
+                <w:szCs w:val="20"/>
+              </w:rPr>
+            </w:pPr>
+            <w:r>
+              <w:rPr>
+                <w:rFonts w:ascii="Calibri" w:eastAsia="Times New Roman" w:hAnsi="Calibri" w:cs="Calibri"/>
+                <w:sz w:val="20"/>
+                <w:szCs w:val="20"/>
+              </w:rPr>
+              <w:t>-</w:t>
+            </w:r>
+          </w:p>
+        </w:tc>
+        <w:tc>
+          <w:tcPr>
+            <w:tcW w:w="753" w:type="dxa"/>
+            <w:gridSpan w:val="2"/>
+            <w:tcBorders>
+              <w:top w:val="single" w:sz="4" w:space="0" w:color="auto"/>
+              <w:left w:val="single" w:sz="4" w:space="0" w:color="auto"/>
+              <w:bottom w:val="single" w:sz="4" w:space="0" w:color="auto"/>
+              <w:right w:val="single" w:sz="4" w:space="0" w:color="auto"/>
+            </w:tcBorders>
+            <w:shd w:val="clear" w:color="auto" w:fill="auto"/>
+            <w:vAlign w:val="center"/>
+          </w:tcPr>
+          <w:p>
+            <w:pPr>
+              <w:spacing w:after="0" w:line="240" w:lineRule="auto"/>
+              <w:jc w:val="center"/>
+              <w:rPr>
+                <w:rFonts w:ascii="Calibri" w:eastAsia="Times New Roman" w:hAnsi="Calibri" w:cs="Calibri"/>
+                <w:sz w:val="20"/>
+                <w:szCs w:val="20"/>
+              </w:rPr>
+            </w:pPr>
+            <w:r>
+              <w:rPr>
+                <w:rFonts w:ascii="Calibri" w:eastAsia="Times New Roman" w:hAnsi="Calibri" w:cs="Calibri"/>
+                <w:sz w:val="20"/>
+                <w:szCs w:val="20"/>
+              </w:rPr>
+              <w:t>-</w:t>
+            </w:r>
+          </w:p>
+        </w:tc>
+      </w:tr>
+      <w:tr>
+        <w:trPr>
+          <w:trHeight w:val="323"/>
+          <w:jc w:val="center"/>
+        </w:trPr>
+        <w:tc>
+          <w:tcPr>
+            <w:tcW w:w="2353" w:type="dxa"/>
+            <w:tcBorders>
+              <w:top w:val="single" w:sz="4" w:space="0" w:color="auto"/>
+              <w:left w:val="single" w:sz="4" w:space="0" w:color="auto"/>
+              <w:bottom w:val="single" w:sz="4" w:space="0" w:color="auto"/>
+              <w:right w:val="single" w:sz="4" w:space="0" w:color="auto"/>
+            </w:tcBorders>
+            <w:shd w:val="clear" w:color="auto" w:fill="auto"/>
+            <w:noWrap/>
+            <w:vAlign w:val="center"/>
+          </w:tcPr>
+          <w:p>
+            <w:pPr>
+              <w:spacing w:after="0" w:line="240" w:lineRule="auto"/>
+              <w:rPr>
+                <w:rFonts w:ascii="Calibri" w:eastAsia="Times New Roman" w:hAnsi="Calibri" w:cs="Calibri"/>
+                <w:b/>
+                <w:bCs/>
+                <w:sz w:val="20"/>
+                <w:szCs w:val="20"/>
+              </w:rPr>
+            </w:pPr>
+            <w:r>
+              <w:rPr>
+                <w:rFonts w:ascii="Calibri" w:eastAsia="Times New Roman" w:hAnsi="Calibri" w:cs="Calibri"/>
+                <w:b/>
+                <w:bCs/>
+                <w:sz w:val="20"/>
+                <w:szCs w:val="20"/>
+              </w:rPr>
+              <w:t>Screen Capture</w:t>
+            </w:r>
+          </w:p>
+        </w:tc>
+        <w:tc>
+          <w:tcPr>
+            <w:tcW w:w="8306" w:type="dxa"/>
+            <w:gridSpan w:val="11"/>
+            <w:tcBorders>
+              <w:top w:val="single" w:sz="4" w:space="0" w:color="auto"/>
+              <w:left w:val="nil"/>
+              <w:bottom w:val="single" w:sz="4" w:space="0" w:color="auto"/>
+              <w:right w:val="single" w:sz="4" w:space="0" w:color="auto"/>
+            </w:tcBorders>
+            <w:shd w:val="clear" w:color="auto" w:fill="auto"/>
+            <w:noWrap/>
+            <w:vAlign w:val="center"/>
+          </w:tcPr>
+          <w:p>
+            <w:pPr>
+              <w:spacing w:after="0" w:line="240" w:lineRule="auto"/>
+              <w:rPr>
+                <w:rFonts w:ascii="Calibri" w:eastAsia="Times New Roman" w:hAnsi="Calibri" w:cs="Calibri"/>
+                <w:sz w:val="20"/>
+                <w:szCs w:val="20"/>
+              </w:rPr>
+            </w:pPr>
+            <w:r>
+              <w:rPr>
+                <w:noProof/>
+                <w:lang w:val="en-GB" w:eastAsia="en-GB"/>
+              </w:rPr>
+              <w:t>-</w:t>
+            </w:r>
+          </w:p>
+        </w:tc>
+      </w:tr>
+      <w:tr>
+        <w:trPr>
+          <w:trHeight w:val="300"/>
+          <w:jc w:val="center"/>
+        </w:trPr>
+        <w:tc>
+          <w:tcPr>
+            <w:tcW w:w="2353" w:type="dxa"/>
+            <w:tcBorders>
+              <w:top w:val="single" w:sz="4" w:space="0" w:color="auto"/>
+              <w:left w:val="single" w:sz="4" w:space="0" w:color="auto"/>
+              <w:bottom w:val="single" w:sz="4" w:space="0" w:color="auto"/>
+              <w:right w:val="single" w:sz="4" w:space="0" w:color="auto"/>
+            </w:tcBorders>
+            <w:shd w:val="clear" w:color="auto" w:fill="auto"/>
+            <w:noWrap/>
+            <w:vAlign w:val="center"/>
+            <w:hideMark/>
+          </w:tcPr>
+          <w:p>
+            <w:pPr>
+              <w:spacing w:after="0" w:line="240" w:lineRule="auto"/>
+              <w:rPr>
+                <w:rFonts w:ascii="Calibri" w:eastAsia="Times New Roman" w:hAnsi="Calibri" w:cs="Calibri"/>
+                <w:sz w:val="20"/>
+                <w:szCs w:val="20"/>
+              </w:rPr>
+            </w:pPr>
+            <w:r>
+              <w:rPr>
+                <w:rFonts w:ascii="Calibri" w:eastAsia="Times New Roman" w:hAnsi="Calibri" w:cs="Calibri"/>
+                <w:b/>
+                <w:sz w:val="20"/>
+                <w:szCs w:val="20"/>
+              </w:rPr>
+              <w:t>Expected Test Results</w:t>
+            </w:r>
+          </w:p>
+        </w:tc>
+        <w:tc>
+          <w:tcPr>
+            <w:tcW w:w="8306" w:type="dxa"/>
+            <w:gridSpan w:val="11"/>
+            <w:tcBorders>
+              <w:top w:val="nil"/>
+              <w:left w:val="nil"/>
+              <w:bottom w:val="single" w:sz="4" w:space="0" w:color="auto"/>
+              <w:right w:val="single" w:sz="4" w:space="0" w:color="auto"/>
+            </w:tcBorders>
+            <w:shd w:val="clear" w:color="auto" w:fill="auto"/>
+            <w:noWrap/>
+            <w:vAlign w:val="center"/>
+            <w:hideMark/>
+          </w:tcPr>
+          <w:p>
+            <w:pPr>
+              <w:spacing w:after="0" w:line="240" w:lineRule="auto"/>
+              <w:rPr>
+                <w:rFonts w:ascii="Calibri" w:eastAsia="Times New Roman" w:hAnsi="Calibri" w:cs="Calibri"/>
+                <w:sz w:val="20"/>
+                <w:szCs w:val="20"/>
+              </w:rPr>
+            </w:pPr>
+            <w:r>
+              <w:rPr>
+                <w:rFonts w:ascii="Calibri" w:eastAsia="Times New Roman" w:hAnsi="Calibri" w:cs="Calibri"/>
+                <w:sz w:val="20"/>
+                <w:szCs w:val="20"/>
+              </w:rPr>
+              <w:t>101_</w:t>
+            </w:r>
+            <w:r>
+              <w:rPr>
+                <w:rFonts w:ascii="Calibri" w:eastAsia="Times New Roman" w:hAnsi="Calibri" w:cs="Calibri"/>
+                <w:sz w:val="20"/>
+                <w:szCs w:val="20"/>
+              </w:rPr>
+              <w:t>1020</w:t>
+            </w:r>
+            <w:r>
+              <w:rPr>
+                <w:rFonts w:ascii="Calibri" w:eastAsia="Times New Roman" w:hAnsi="Calibri" w:cs="Calibri"/>
+                <w:sz w:val="20"/>
+                <w:szCs w:val="20"/>
+              </w:rPr>
+              <w:t>: An error </w:t>
+            </w:r>
+            <w:r>
+              <w:rPr>
+                <w:rFonts w:ascii="Calibri" w:eastAsia="Times New Roman" w:hAnsi="Calibri" w:cs="Calibri"/>
+                <w:sz w:val="20"/>
+                <w:szCs w:val="20"/>
+              </w:rPr>
+              <w:t>“</w:t>
+            </w:r>
+            <w:r>
+              <w:rPr>
+                <w:rFonts w:ascii="Calibri" w:hAnsi="Calibri" w:cs="Calibri"/>
+                <w:sz w:val="20"/>
+                <w:szCs w:val="20"/>
+              </w:rPr>
+              <w:t>Data set file name does not include the agency code corresponding to that set in the AGEN subfield of the DSID field.</w:t>
+            </w:r>
+            <w:r>
+              <w:rPr>
+                <w:rFonts w:ascii="Calibri" w:hAnsi="Calibri" w:cs="Calibri"/>
+                <w:sz w:val="20"/>
+                <w:szCs w:val="20"/>
+              </w:rPr>
+              <w:t xml:space="preserve">” </w:t>
+            </w:r>
+            <w:r>
+              <w:rPr>
+                <w:rFonts w:ascii="Calibri" w:eastAsia="Times New Roman" w:hAnsi="Calibri" w:cs="Calibri"/>
+                <w:sz w:val="20"/>
+                <w:szCs w:val="20"/>
+              </w:rPr>
+              <w:t>must be triggered.</w:t>
             </w:r>
             <w:r>
               <w:rPr>
@@ -5663,7 +7193,7 @@
 </file>
 
 <file path=customXml/itemProps1.xml><?xml version="1.0" encoding="utf-8"?>
-<ds:datastoreItem xmlns:ds="http://schemas.openxmlformats.org/officeDocument/2006/customXml" ds:itemID="{B0AE6FE8-D898-44CB-9595-B608FFC63E85}">
+<ds:datastoreItem xmlns:ds="http://schemas.openxmlformats.org/officeDocument/2006/customXml" ds:itemID="{A7E76CAA-75A7-4064-9450-E50ABC72DC62}">
   <ds:schemaRefs>
     <ds:schemaRef ds:uri="http://schemas.openxmlformats.org/officeDocument/2006/bibliography"/>
   </ds:schemaRefs>
